--- a/Cours/Communiction/Chartes Graphiques.docx
+++ b/Cours/Communiction/Chartes Graphiques.docx
@@ -7,12 +7,7 @@
         <w:jc w:val="center"/>
       </w:pPr>
       <w:r>
-        <w:t>G</w:t>
-      </w:r>
-      <w:bookmarkStart w:id="0" w:name="_GoBack"/>
-      <w:bookmarkEnd w:id="0"/>
-      <w:r>
-        <w:t>rands Principes Graphiques</w:t>
+        <w:t>Grands Principes Graphiques</w:t>
       </w:r>
     </w:p>
     <w:p>
@@ -123,6 +118,26 @@
       </w:hyperlink>
       <w:r>
         <w:t>: Bleu / Violet</w:t>
+      </w:r>
+    </w:p>
+    <w:p/>
+    <w:p>
+      <w:r>
+        <w:t>Symboliques des couleurs</w:t>
+      </w:r>
+      <w:r>
+        <w:t> : positif et négatif</w:t>
+      </w:r>
+    </w:p>
+    <w:p/>
+    <w:p>
+      <w:r>
+        <w:t>Les Harmonie</w:t>
+      </w:r>
+      <w:bookmarkStart w:id="0" w:name="_GoBack"/>
+      <w:bookmarkEnd w:id="0"/>
+      <w:r>
+        <w:t xml:space="preserve"> des couleurs</w:t>
       </w:r>
     </w:p>
     <w:p/>
